--- a/lab8/Лабораторная работа 8Юрова Елена.docx
+++ b/lab8/Лабораторная работа 8Юрова Елена.docx
@@ -72,41 +72,17 @@
     </w:p>
     <w:p>
       <w:r>
-        <w:t xml:space="preserve">Шаг по оси </w:t>
-      </w:r>
-      <w:proofErr w:type="spellStart"/>
-      <w:r>
-        <w:t>Ox</w:t>
-      </w:r>
-      <w:proofErr w:type="spellEnd"/>
-      <w:r>
-        <w:t>: 0.001 (фиксированный для проверки последовательности)</w:t>
+        <w:t>Шаг по оси Ox: 0.001 (фиксированный для проверки последовательности)</w:t>
       </w:r>
     </w:p>
     <w:p>
       <w:r>
-        <w:t xml:space="preserve">Такой шаг создаст достаточное количество </w:t>
-      </w:r>
-      <w:proofErr w:type="gramStart"/>
-      <w:r>
-        <w:t>точек(</w:t>
-      </w:r>
-      <w:proofErr w:type="gramEnd"/>
-      <w:r>
-        <w:t>4000) на отрезке для проверки, удобен для визуализации.</w:t>
+        <w:t>Такой шаг создаст достаточное количество точек(4000) на отрезке для проверки, удобен для визуализации.</w:t>
       </w:r>
     </w:p>
     <w:p>
       <w:r>
-        <w:t xml:space="preserve">Проверка </w:t>
-      </w:r>
-      <w:proofErr w:type="spellStart"/>
-      <w:r>
-        <w:t>консистентности</w:t>
-      </w:r>
-      <w:proofErr w:type="spellEnd"/>
-      <w:r>
-        <w:t>:</w:t>
+        <w:t>Проверка консистентности:</w:t>
       </w:r>
     </w:p>
     <w:p>
@@ -116,10 +92,10 @@
           <w:lang w:eastAsia="ru-RU"/>
         </w:rPr>
         <w:drawing>
-          <wp:inline distT="0" distB="0" distL="0" distR="0" wp14:anchorId="65FF526F" wp14:editId="51283019">
-            <wp:extent cx="4599992" cy="3512319"/>
-            <wp:effectExtent l="0" t="0" r="0" b="0"/>
-            <wp:docPr id="1" name="Рисунок 1"/>
+          <wp:inline distT="0" distB="0" distL="0" distR="0" wp14:anchorId="67F8D001" wp14:editId="2F0C0436">
+            <wp:extent cx="5940425" cy="2531110"/>
+            <wp:effectExtent l="0" t="0" r="3175" b="2540"/>
+            <wp:docPr id="6" name="Рисунок 6"/>
             <wp:cNvGraphicFramePr>
               <a:graphicFrameLocks xmlns:a="http://schemas.openxmlformats.org/drawingml/2006/main" noChangeAspect="1"/>
             </wp:cNvGraphicFramePr>
@@ -139,7 +115,7 @@
                   <pic:spPr>
                     <a:xfrm>
                       <a:off x="0" y="0"/>
-                      <a:ext cx="4614660" cy="3523518"/>
+                      <a:ext cx="5940425" cy="2531110"/>
                     </a:xfrm>
                     <a:prstGeom prst="rect">
                       <a:avLst/>
@@ -151,27 +127,16 @@
           </wp:inline>
         </w:drawing>
       </w:r>
-      <w:bookmarkStart w:id="0" w:name="_GoBack"/>
-      <w:bookmarkEnd w:id="0"/>
     </w:p>
     <w:p>
       <w:r>
-        <w:t>Каждая точка должна у</w:t>
-      </w:r>
-      <w:r>
-        <w:t>довлетворять уравнению параболы</w:t>
-      </w:r>
-      <w:r>
-        <w:t xml:space="preserve">, если точка у отклонилась от ожидаемой больше чем на эпсилон = </w:t>
-      </w:r>
-      <w:r>
-        <w:rPr>
-          <w:rFonts w:ascii="Cascadia Mono" w:hAnsi="Cascadia Mono" w:cs="Cascadia Mono"/>
-          <w:color w:val="000000"/>
-          <w:sz w:val="19"/>
-          <w:szCs w:val="19"/>
-        </w:rPr>
-        <w:t>1e-10</w:t>
+        <w:t>Каждая точка должна удовлетворять уравнению параболы</w:t>
+      </w:r>
+      <w:r>
+        <w:t xml:space="preserve">, если точка н полученная должна равняться </w:t>
+      </w:r>
+      <w:r>
+        <w:t>предполагаемой</w:t>
       </w:r>
       <w:r>
         <w:rPr>
@@ -190,10 +155,7 @@
         <w:t xml:space="preserve"> параболе</w:t>
       </w:r>
       <w:r>
-        <w:t xml:space="preserve">. </w:t>
-      </w:r>
-      <w:r>
-        <w:t xml:space="preserve">В стеке точки должны идти в обратном порядке </w:t>
+        <w:t xml:space="preserve">. В стеке точки должны идти в обратном порядке </w:t>
       </w:r>
       <w:r>
         <w:t>добавления с постоянным шагом.</w:t>
@@ -217,10 +179,10 @@
           <w:lang w:eastAsia="ru-RU"/>
         </w:rPr>
         <w:drawing>
-          <wp:inline distT="0" distB="0" distL="0" distR="0" wp14:anchorId="2E836987" wp14:editId="39F738D7">
-            <wp:extent cx="3733333" cy="1609524"/>
-            <wp:effectExtent l="0" t="0" r="635" b="0"/>
-            <wp:docPr id="2" name="Рисунок 2"/>
+          <wp:inline distT="0" distB="0" distL="0" distR="0" wp14:anchorId="30C5F1B9" wp14:editId="38E48157">
+            <wp:extent cx="4447619" cy="1190476"/>
+            <wp:effectExtent l="0" t="0" r="0" b="0"/>
+            <wp:docPr id="1" name="Рисунок 1"/>
             <wp:cNvGraphicFramePr>
               <a:graphicFrameLocks xmlns:a="http://schemas.openxmlformats.org/drawingml/2006/main" noChangeAspect="1"/>
             </wp:cNvGraphicFramePr>
@@ -240,7 +202,7 @@
                   <pic:spPr>
                     <a:xfrm>
                       <a:off x="0" y="0"/>
-                      <a:ext cx="3733333" cy="1609524"/>
+                      <a:ext cx="4447619" cy="1190476"/>
                     </a:xfrm>
                     <a:prstGeom prst="rect">
                       <a:avLst/>
@@ -259,12 +221,11 @@
           <w:noProof/>
           <w:lang w:eastAsia="ru-RU"/>
         </w:rPr>
-        <w:lastRenderedPageBreak/>
         <w:drawing>
-          <wp:inline distT="0" distB="0" distL="0" distR="0" wp14:anchorId="68073E30" wp14:editId="216EC1A9">
-            <wp:extent cx="3771429" cy="1571429"/>
-            <wp:effectExtent l="0" t="0" r="635" b="0"/>
-            <wp:docPr id="3" name="Рисунок 3"/>
+          <wp:inline distT="0" distB="0" distL="0" distR="0" wp14:anchorId="632816A7" wp14:editId="78C21A61">
+            <wp:extent cx="2619048" cy="980952"/>
+            <wp:effectExtent l="0" t="0" r="0" b="0"/>
+            <wp:docPr id="7" name="Рисунок 7"/>
             <wp:cNvGraphicFramePr>
               <a:graphicFrameLocks xmlns:a="http://schemas.openxmlformats.org/drawingml/2006/main" noChangeAspect="1"/>
             </wp:cNvGraphicFramePr>
@@ -284,7 +245,7 @@
                   <pic:spPr>
                     <a:xfrm>
                       <a:off x="0" y="0"/>
-                      <a:ext cx="3771429" cy="1571429"/>
+                      <a:ext cx="2619048" cy="980952"/>
                     </a:xfrm>
                     <a:prstGeom prst="rect">
                       <a:avLst/>
@@ -303,11 +264,12 @@
           <w:noProof/>
           <w:lang w:eastAsia="ru-RU"/>
         </w:rPr>
+        <w:lastRenderedPageBreak/>
         <w:drawing>
-          <wp:inline distT="0" distB="0" distL="0" distR="0" wp14:anchorId="6EBFA2EB" wp14:editId="476CC1E1">
-            <wp:extent cx="3761905" cy="1542857"/>
+          <wp:inline distT="0" distB="0" distL="0" distR="0" wp14:anchorId="0C8F7541" wp14:editId="12802FB9">
+            <wp:extent cx="2904762" cy="1314286"/>
             <wp:effectExtent l="0" t="0" r="0" b="635"/>
-            <wp:docPr id="4" name="Рисунок 4"/>
+            <wp:docPr id="8" name="Рисунок 8"/>
             <wp:cNvGraphicFramePr>
               <a:graphicFrameLocks xmlns:a="http://schemas.openxmlformats.org/drawingml/2006/main" noChangeAspect="1"/>
             </wp:cNvGraphicFramePr>
@@ -327,7 +289,7 @@
                   <pic:spPr>
                     <a:xfrm>
                       <a:off x="0" y="0"/>
-                      <a:ext cx="3761905" cy="1542857"/>
+                      <a:ext cx="2904762" cy="1314286"/>
                     </a:xfrm>
                     <a:prstGeom prst="rect">
                       <a:avLst/>
@@ -341,11 +303,6 @@
       </w:r>
     </w:p>
     <w:p>
-      <w:pPr>
-        <w:rPr>
-          <w:lang w:val="en-US"/>
-        </w:rPr>
-      </w:pPr>
       <w:r>
         <w:t>Количество созданных версий</w:t>
       </w:r>
@@ -353,16 +310,7 @@
         <w:t xml:space="preserve">: </w:t>
       </w:r>
       <w:r>
-        <w:rPr>
-          <w:lang w:val="en-US"/>
-        </w:rPr>
-        <w:t>~</w:t>
-      </w:r>
-      <w:r>
-        <w:rPr>
-          <w:lang w:val="en-US"/>
-        </w:rPr>
-        <w:t>100100</w:t>
+        <w:t>10 000 000</w:t>
       </w:r>
     </w:p>
     <w:p>
@@ -372,17 +320,50 @@
     </w:p>
     <w:p>
       <w:r>
-        <w:t>Каждый читатель успевает прочитать 1000-</w:t>
-      </w:r>
-      <w:r>
-        <w:rPr>
-          <w:lang w:val="en-US"/>
-        </w:rPr>
-        <w:t>3</w:t>
-      </w:r>
-      <w:r>
-        <w:t>000 версий</w:t>
-      </w:r>
+        <w:t xml:space="preserve">Каждый читатель успевает прочитать </w:t>
+      </w:r>
+      <w:r>
+        <w:t>в среднем 330 000</w:t>
+      </w:r>
+      <w:r>
+        <w:t xml:space="preserve"> версий</w:t>
+      </w:r>
+    </w:p>
+    <w:p>
+      <w:r>
+        <w:t>Для каждого читателя выводится значение прочитанных версий (первым числом) и значение консистентных версий (второе значение). Консистентные версии выводятся для перепроверки и совпадают со значением прочитанных</w:t>
+      </w:r>
+      <w:r>
+        <w:t>, значит ошибок не возникло.</w:t>
+      </w:r>
+    </w:p>
+    <w:p>
+      <w:r>
+        <w:t>Количество всего созданных версий и прочитанных читателями не складывается, потому что появление или удаление</w:t>
+      </w:r>
+      <w:r>
+        <w:t xml:space="preserve"> версии это одна итерация цикла или</w:t>
+      </w:r>
+      <w:r>
+        <w:t xml:space="preserve"> простая операция. А </w:t>
+      </w:r>
+      <w:r>
+        <w:t xml:space="preserve">в </w:t>
+      </w:r>
+      <w:r>
+        <w:t>чтени</w:t>
+      </w:r>
+      <w:r>
+        <w:t>и</w:t>
+      </w:r>
+      <w:r>
+        <w:t xml:space="preserve"> версии</w:t>
+      </w:r>
+      <w:r>
+        <w:t xml:space="preserve"> мы делаем проверку на консистентность, копируем векторы, что занимает больше времени.</w:t>
+      </w:r>
+      <w:bookmarkStart w:id="0" w:name="_GoBack"/>
+      <w:bookmarkEnd w:id="0"/>
     </w:p>
     <w:p>
       <w:r>
